--- a/README.docx
+++ b/README.docx
@@ -7,7 +7,7 @@
         <w:pStyle w:val="Title"/>
       </w:pPr>
       <w:r>
-        <w:t xml:space="preserve">Helix Constitution</w:t>
+        <w:t xml:space="preserve">README</w:t>
       </w:r>
     </w:p>
     <w:bookmarkStart w:id="22" w:name="helix-constitution"/>
@@ -75,7 +75,7 @@
               <w:pStyle w:val="Compact"/>
             </w:pPr>
             <w:r>
-              <w:t xml:space="preserve">2</w:t>
+              <w:t xml:space="preserve">4</w:t>
             </w:r>
           </w:p>
         </w:tc>
@@ -123,7 +123,7 @@
               <w:pStyle w:val="Compact"/>
             </w:pPr>
             <w:r>
-              <w:t xml:space="preserve">2026-05-20</w:t>
+              <w:t xml:space="preserve">2026-07-23T10:55:33Z</w:t>
             </w:r>
           </w:p>
         </w:tc>
@@ -171,22 +171,7 @@
               <w:pStyle w:val="Compact"/>
             </w:pPr>
             <w:r>
-              <w:t xml:space="preserve">Universal engineering constitution shared by every project that includes this repository as a Git submodule. Recent additions (2026-05-20): §11.4.73–78 (spec-versioning, submodule-catalogue-first, containers mandate, mechanical enforcement, regeneration mandate, CodeGraph mandate); new QWEN.md for the Qwen Code CLI agent; new</w:t>
-            </w:r>
-            <w:r>
-              <w:t xml:space="preserve"> </w:t>
-            </w:r>
-            <w:r>
-              <w:rPr>
-                <w:rStyle w:val="VerbatimChar"/>
-              </w:rPr>
-              <w:t xml:space="preserve">submodules-catalogue.md</w:t>
-            </w:r>
-            <w:r>
-              <w:t xml:space="preserve"> </w:t>
-            </w:r>
-            <w:r>
-              <w:t xml:space="preserve">enumerating all 142 owned-by-us repositories.</w:t>
+              <w:t xml:space="preserve">Universal engineering constitution shared by every project that includes this repository as a Git submodule. R4 refresh (2026-07-23 — the §11.4.226/§11.4.227 reopen-root-cause-harvest round; prior R3 refresh = review Minor M3): the anchor corpus now extends through §11.4.227 (§11.4.226 evidence-class-at-closure + standing detection pressure; §11.4.227 governance-corpus self-custody; §11.4.225 scheduler-quota burst-throttling telemetry) plus the §12.11/§12.12 host-safety axes, with governance mirrored in lockstep across CLAUDE.md / AGENTS.md / QWEN.md / GEMINI.md (§11.4.157); the authoritative per-round history lives in Constitution.md's own header Status summary. The previous R2 blurb (Recent additions 2026-05-20: §11.4.73–78 ...) had been stale for roughly 150 anchors.</w:t>
             </w:r>
           </w:p>
         </w:tc>
@@ -258,7 +243,7 @@
               <w:pStyle w:val="Compact"/>
             </w:pPr>
             <w:r>
-              <w:t xml:space="preserve">initial creation (R1, 2026-05-14); README overhaul + recent-additions refresh (R2, 2026-05-20).</w:t>
+              <w:t xml:space="preserve">initial creation (R1, 2026-05-14); README overhaul + recent-additions refresh (R2, 2026-05-20); revision-header + recent-anchor-coverage refresh (R3, 2026-07-23 — review Minor M3 of commit 698dd52).</w:t>
             </w:r>
           </w:p>
         </w:tc>
@@ -3328,7 +3313,7 @@
         <w:rFonts w:asciiTheme="minorHAnsi" w:cstheme="minorBidi" w:eastAsiaTheme="minorEastAsia" w:hAnsiTheme="minorHAnsi"/>
         <w:sz w:val="24"/>
         <w:szCs w:val="24"/>
-        <w:lang w:bidi="ar-SA" w:eastAsia="zh-CN" w:val="en-US"/>
+        <w:lang w:bidi="ar-SA" w:eastAsia="zh-CN" w:val="en"/>
       </w:rPr>
     </w:rPrDefault>
     <w:pPrDefault>

--- a/README.docx
+++ b/README.docx
@@ -2,14 +2,6 @@
 <file path=word/document.xml><?xml version="1.0" encoding="utf-8"?>
 <w:document xmlns:w="http://schemas.openxmlformats.org/wordprocessingml/2006/main" xmlns:m="http://schemas.openxmlformats.org/officeDocument/2006/math" xmlns:r="http://schemas.openxmlformats.org/officeDocument/2006/relationships" xmlns:o="urn:schemas-microsoft-com:office:office" xmlns:v="urn:schemas-microsoft-com:vml" xmlns:w10="urn:schemas-microsoft-com:office:word" xmlns:a="http://schemas.openxmlformats.org/drawingml/2006/main" xmlns:pic="http://schemas.openxmlformats.org/drawingml/2006/picture" xmlns:wp="http://schemas.openxmlformats.org/drawingml/2006/wordprocessingDrawing">
   <w:body>
-    <w:p>
-      <w:pPr>
-        <w:pStyle w:val="Title"/>
-      </w:pPr>
-      <w:r>
-        <w:t xml:space="preserve">README</w:t>
-      </w:r>
-    </w:p>
     <w:bookmarkStart w:id="22" w:name="helix-constitution"/>
     <w:p>
       <w:pPr>
@@ -3365,8 +3357,8 @@
     </w:pPr>
     <w:rPr>
       <w:rFonts w:asciiTheme="majorHAnsi" w:cstheme="majorBidi" w:eastAsiaTheme="majorEastAsia" w:hAnsiTheme="majorHAnsi"/>
-      <w:sz w:val="56"/>
-      <w:szCs w:val="56"/>
+      <w:sz w:val="40"/>
+      <w:szCs w:val="40"/>
     </w:rPr>
   </w:style>
   <w:style w:customStyle="1" w:styleId="TitleChar" w:type="character">
@@ -3500,8 +3492,8 @@
     <w:rPr>
       <w:rFonts w:asciiTheme="majorHAnsi" w:cstheme="majorBidi" w:eastAsiaTheme="majorEastAsia" w:hAnsiTheme="majorHAnsi"/>
       <w:color w:themeColor="accent1" w:themeShade="BF" w:val="0F4761"/>
-      <w:sz w:val="40"/>
-      <w:szCs w:val="40"/>
+      <w:sz w:val="32"/>
+      <w:szCs w:val="32"/>
     </w:rPr>
   </w:style>
   <w:style w:styleId="Heading2" w:type="paragraph">
@@ -3523,8 +3515,8 @@
     <w:rPr>
       <w:rFonts w:asciiTheme="majorHAnsi" w:cstheme="majorBidi" w:eastAsiaTheme="majorEastAsia" w:hAnsiTheme="majorHAnsi"/>
       <w:color w:themeColor="accent1" w:themeShade="BF" w:val="0F4761"/>
-      <w:sz w:val="32"/>
-      <w:szCs w:val="32"/>
+      <w:sz w:val="26"/>
+      <w:szCs w:val="26"/>
     </w:rPr>
   </w:style>
   <w:style w:styleId="Heading3" w:type="paragraph">
@@ -3546,8 +3538,8 @@
     <w:rPr>
       <w:rFonts w:cstheme="majorBidi" w:eastAsiaTheme="majorEastAsia"/>
       <w:color w:themeColor="accent1" w:themeShade="BF" w:val="0F4761"/>
-      <w:sz w:val="28"/>
-      <w:szCs w:val="28"/>
+      <w:sz w:val="24"/>
+      <w:szCs w:val="24"/>
     </w:rPr>
   </w:style>
   <w:style w:styleId="Heading4" w:type="paragraph">
@@ -3567,6 +3559,8 @@
       <w:outlineLvl w:val="3"/>
     </w:pPr>
     <w:rPr>
+      <w:sz w:val="22"/>
+      <w:szCs w:val="22"/>
       <w:rFonts w:cstheme="majorBidi" w:eastAsiaTheme="majorEastAsia"/>
       <w:i/>
       <w:iCs/>
